--- a/writing/Conclusion_Chapter_Saif_Afzal_2024AA05546.docx
+++ b/writing/Conclusion_Chapter_Saif_Afzal_2024AA05546.docx
@@ -31,7 +31,7 @@
           <w:sz w:val="28"/>
           <w:szCs w:val="28"/>
         </w:rPr>
-        <w:t xml:space="preserve">8.1 Conclusion</w:t>
+        <w:t xml:space="preserve">6.1 Conclusion</w:t>
       </w:r>
     </w:p>
     <w:p>
@@ -67,25 +67,25 @@
           <w:sz w:val="24"/>
           <w:szCs w:val="24"/>
         </w:rPr>
-        <w:t xml:space="preserve">The evaluation reported in Chapter 7 answers the research question in the affirmative, with three specific, statistically substantiated conclusions. First, fine-tuning produces a large and highly consistent improvement in ground-truth semantic alignment over zero-shot prompting: the ranking Gemma 4 E4B &gt; Phi-3 Mini &gt; commercial baselines holds without a single exception across both frameworks and across all sixteen functional categories in the dataset, and every one of the ten paired Wilcoxon signed-rank comparisons conducted was significant at p &lt; 10⁻²². Second, this improvement is not obtained at the expense of syntactic reliability: once evaluated on the complete dataset rather than a partial sample, fine-tuned and baseline systems are statistically indistinguishable on syntax validity (χ² = 0.00, p = 1.00). Third, the agentic correction loop itself is an effective mechanism for closing the residual gap between a first-attempt generation and an acceptable script, with the strongest configuration — Gemma 4 E4B on Cypress — reaching a 100% acceptance rate across all 279 held-out stories.</w:t>
-      </w:r>
-    </w:p>
-    <w:p>
-      <w:pPr>
-        <w:spacing w:after="160" w:line="276"/>
-        <w:jc w:val="both"/>
-      </w:pPr>
-      <w:r>
-        <w:rPr>
-          <w:rFonts w:ascii="Times New Roman" w:cs="Times New Roman" w:eastAsia="Times New Roman" w:hAnsi="Times New Roman"/>
-          <w:b w:val="false"/>
-          <w:bCs w:val="false"/>
-          <w:i w:val="false"/>
-          <w:iCs w:val="false"/>
-          <w:sz w:val="24"/>
-          <w:szCs w:val="24"/>
-        </w:rPr>
-        <w:t xml:space="preserve">Beyond the headline quantitative result, this work makes three further contributions that are methodological rather than purely empirical. The evaluation design pairs every one of the 279 stories across all eight systems, enabling item-level non-parametric significance testing rather than comparison of aggregate means alone — a stronger design than is typical in comparable code-generation studies, where baseline and treatment systems are often evaluated on non-identical or non-paired samples. Second, two measurement artefacts were identified and corrected during the course of the evaluation itself: an unstripped Markdown code fence that had suppressed Claude Haiku's apparent Playwright syntax-validity score by more than thirty percentage points, and an incomplete-dataset sample that had made fine-tuned syntax reliability appear to lag baseline reliability by a statistically significant margin, a gap that closed entirely once the full 279-story dataset was scored. Both corrections are reported transparently in Chapter 7 rather than silently absorbed into the final figures, illustrating a broader methodological point for automated code-generation research: an unexpected per-system result should be treated as a candidate measurement artefact and investigated before it is accepted as a genuine finding. Third, the category-level analysis in Section 7.7 demonstrates that a lexical-overlap metric such as ROUGE-L can systematically understate model quality in categories whose reference scripts rely on idiosyncratic, non-derivable naming conventions, a qualification that should inform how future work in this area interprets ROUGE-L-based comparisons.</w:t>
+        <w:t xml:space="preserve">The evaluation reported in Chapter 5 answers the research question in the affirmative, with three specific, statistically substantiated conclusions. First, fine-tuning produces a large and highly consistent improvement in ground-truth semantic alignment over zero-shot prompting: the ranking Gemma 4 E4B &gt; Phi-3 Mini &gt; commercial baselines holds without a single exception across both frameworks and across all sixteen functional categories in the dataset, and every one of the ten paired Wilcoxon signed-rank comparisons conducted was significant at p &lt; 10⁻²². Second, this improvement is not obtained at the expense of syntactic reliability: once evaluated on the complete dataset rather than a partial sample, fine-tuned and baseline systems are statistically indistinguishable on syntax validity (χ² = 0.00, p = 1.00). Third, the agentic correction loop itself is an effective mechanism for closing the residual gap between a first-attempt generation and an acceptable script, with the strongest configuration — Gemma 4 E4B on Cypress — reaching a 100% acceptance rate across all 279 held-out stories.</w:t>
+      </w:r>
+    </w:p>
+    <w:p>
+      <w:pPr>
+        <w:spacing w:after="160" w:line="276"/>
+        <w:jc w:val="both"/>
+      </w:pPr>
+      <w:r>
+        <w:rPr>
+          <w:rFonts w:ascii="Times New Roman" w:cs="Times New Roman" w:eastAsia="Times New Roman" w:hAnsi="Times New Roman"/>
+          <w:b w:val="false"/>
+          <w:bCs w:val="false"/>
+          <w:i w:val="false"/>
+          <w:iCs w:val="false"/>
+          <w:sz w:val="24"/>
+          <w:szCs w:val="24"/>
+        </w:rPr>
+        <w:t xml:space="preserve">Beyond the headline quantitative result, this work makes three further contributions that are methodological rather than purely empirical. The evaluation design pairs every one of the 279 stories across all eight systems, enabling item-level non-parametric significance testing rather than comparison of aggregate means alone — a stronger design than is typical in comparable code-generation studies, where baseline and treatment systems are often evaluated on non-identical or non-paired samples. Second, two measurement artefacts were identified and corrected during the course of the evaluation itself: an unstripped Markdown code fence that had suppressed Claude Haiku's apparent Playwright syntax-validity score by more than thirty percentage points, and an incomplete-dataset sample that had made fine-tuned syntax reliability appear to lag baseline reliability by a statistically significant margin, a gap that closed entirely once the full 279-story dataset was scored. Both corrections are reported transparently in Chapter 5 rather than silently absorbed into the final figures, illustrating a broader methodological point for automated code-generation research: an unexpected per-system result should be treated as a candidate measurement artefact and investigated before it is accepted as a genuine finding. Third, the category-level analysis in Section 5.7 demonstrates that a lexical-overlap metric such as ROUGE-L can systematically understate model quality in categories whose reference scripts rely on idiosyncratic, non-derivable naming conventions, a qualification that should inform how future work in this area interprets ROUGE-L-based comparisons.</w:t>
       </w:r>
     </w:p>
     <w:p>
@@ -101,7 +101,7 @@
           <w:sz w:val="28"/>
           <w:szCs w:val="28"/>
         </w:rPr>
-        <w:t xml:space="preserve">8.2 Limitations</w:t>
+        <w:t xml:space="preserve">6.2 Limitations</w:t>
       </w:r>
     </w:p>
     <w:p>
@@ -249,7 +249,7 @@
           <w:sz w:val="28"/>
           <w:szCs w:val="28"/>
         </w:rPr>
-        <w:t xml:space="preserve">8.3 Future Work</w:t>
+        <w:t xml:space="preserve">6.3 Future Work</w:t>
       </w:r>
     </w:p>
     <w:p>
@@ -283,7 +283,7 @@
           <w:sz w:val="24"/>
           <w:szCs w:val="24"/>
         </w:rPr>
-        <w:t xml:space="preserve">8.3.1 Execution-Based Validation</w:t>
+        <w:t xml:space="preserve">6.3.1 Execution-Based Validation</w:t>
       </w:r>
     </w:p>
     <w:p>
@@ -317,7 +317,7 @@
           <w:sz w:val="24"/>
           <w:szCs w:val="24"/>
         </w:rPr>
-        <w:t xml:space="preserve">8.3.2 Human Evaluation</w:t>
+        <w:t xml:space="preserve">6.3.2 Human Evaluation</w:t>
       </w:r>
     </w:p>
     <w:p>
@@ -351,7 +351,7 @@
           <w:sz w:val="24"/>
           <w:szCs w:val="24"/>
         </w:rPr>
-        <w:t xml:space="preserve">8.3.3 Broader Framework and Domain Coverage</w:t>
+        <w:t xml:space="preserve">6.3.3 Broader Framework and Domain Coverage</w:t>
       </w:r>
     </w:p>
     <w:p>
@@ -385,25 +385,25 @@
           <w:sz w:val="24"/>
           <w:szCs w:val="24"/>
         </w:rPr>
-        <w:t xml:space="preserve">8.3.4 Larger-Scale and Multi-Seed Training</w:t>
-      </w:r>
-    </w:p>
-    <w:p>
-      <w:pPr>
-        <w:spacing w:after="160" w:line="276"/>
-        <w:jc w:val="both"/>
-      </w:pPr>
-      <w:r>
-        <w:rPr>
-          <w:rFonts w:ascii="Times New Roman" w:cs="Times New Roman" w:eastAsia="Times New Roman" w:hAnsi="Times New Roman"/>
-          <w:b w:val="false"/>
-          <w:bCs w:val="false"/>
-          <w:i w:val="false"/>
-          <w:iCs w:val="false"/>
-          <w:sz w:val="24"/>
-          <w:szCs w:val="24"/>
-        </w:rPr>
-        <w:t xml:space="preserve">Repeating the QLoRA fine-tuning procedure across multiple random seeds per adapter would quantify training-run variance and strengthen the statistical claims made in Chapter 7. Scaling the dataset beyond 279 stories per framework, and sourcing a portion of it from real, anonymised production backlogs rather than synthetic generation, would additionally test whether the fine-tuning gains reported here persist on more heterogeneous and less internally consistent user-story phrasing.</w:t>
+        <w:t xml:space="preserve">6.3.4 Larger-Scale and Multi-Seed Training</w:t>
+      </w:r>
+    </w:p>
+    <w:p>
+      <w:pPr>
+        <w:spacing w:after="160" w:line="276"/>
+        <w:jc w:val="both"/>
+      </w:pPr>
+      <w:r>
+        <w:rPr>
+          <w:rFonts w:ascii="Times New Roman" w:cs="Times New Roman" w:eastAsia="Times New Roman" w:hAnsi="Times New Roman"/>
+          <w:b w:val="false"/>
+          <w:bCs w:val="false"/>
+          <w:i w:val="false"/>
+          <w:iCs w:val="false"/>
+          <w:sz w:val="24"/>
+          <w:szCs w:val="24"/>
+        </w:rPr>
+        <w:t xml:space="preserve">Repeating the QLoRA fine-tuning procedure across multiple random seeds per adapter would quantify training-run variance and strengthen the statistical claims made in Chapter 5. Scaling the dataset beyond 279 stories per framework, and sourcing a portion of it from real, anonymised production backlogs rather than synthetic generation, would additionally test whether the fine-tuning gains reported here persist on more heterogeneous and less internally consistent user-story phrasing.</w:t>
       </w:r>
     </w:p>
     <w:p>
@@ -419,25 +419,25 @@
           <w:sz w:val="24"/>
           <w:szCs w:val="24"/>
         </w:rPr>
-        <w:t xml:space="preserve">8.3.5 Adaptive Token Budgeting</w:t>
-      </w:r>
-    </w:p>
-    <w:p>
-      <w:pPr>
-        <w:spacing w:after="160" w:line="276"/>
-        <w:jc w:val="both"/>
-      </w:pPr>
-      <w:r>
-        <w:rPr>
-          <w:rFonts w:ascii="Times New Roman" w:cs="Times New Roman" w:eastAsia="Times New Roman" w:hAnsi="Times New Roman"/>
-          <w:b w:val="false"/>
-          <w:bCs w:val="false"/>
-          <w:i w:val="false"/>
-          <w:iCs w:val="false"/>
-          <w:sz w:val="24"/>
-          <w:szCs w:val="24"/>
-        </w:rPr>
-        <w:t xml:space="preserve">The token-budget-bound rejections identified in Section 8.2 could be addressed directly by predicting an appropriate generation length from the user story's category and complexity label before the first generation attempt, rather than escalating the token ceiling reactively only after a truncated first attempt — a refinement that would likely narrow the residual accept-rate gap between Phi-3 Mini and Gemma 4 E4B on Playwright.</w:t>
+        <w:t xml:space="preserve">6.3.5 Adaptive Token Budgeting</w:t>
+      </w:r>
+    </w:p>
+    <w:p>
+      <w:pPr>
+        <w:spacing w:after="160" w:line="276"/>
+        <w:jc w:val="both"/>
+      </w:pPr>
+      <w:r>
+        <w:rPr>
+          <w:rFonts w:ascii="Times New Roman" w:cs="Times New Roman" w:eastAsia="Times New Roman" w:hAnsi="Times New Roman"/>
+          <w:b w:val="false"/>
+          <w:bCs w:val="false"/>
+          <w:i w:val="false"/>
+          <w:iCs w:val="false"/>
+          <w:sz w:val="24"/>
+          <w:szCs w:val="24"/>
+        </w:rPr>
+        <w:t xml:space="preserve">The token-budget-bound rejections identified in Section 6.2 could be addressed directly by predicting an appropriate generation length from the user story's category and complexity label before the first generation attempt, rather than escalating the token ceiling reactively only after a truncated first attempt — a refinement that would likely narrow the residual accept-rate gap between Phi-3 Mini and Gemma 4 E4B on Playwright.</w:t>
       </w:r>
     </w:p>
     <w:p>
@@ -453,25 +453,25 @@
           <w:sz w:val="24"/>
           <w:szCs w:val="24"/>
         </w:rPr>
-        <w:t xml:space="preserve">8.3.6 Multi-Agent Specialisation</w:t>
-      </w:r>
-    </w:p>
-    <w:p>
-      <w:pPr>
-        <w:spacing w:after="160" w:line="276"/>
-        <w:jc w:val="both"/>
-      </w:pPr>
-      <w:r>
-        <w:rPr>
-          <w:rFonts w:ascii="Times New Roman" w:cs="Times New Roman" w:eastAsia="Times New Roman" w:hAnsi="Times New Roman"/>
-          <w:b w:val="false"/>
-          <w:bCs w:val="false"/>
-          <w:i w:val="false"/>
-          <w:iCs w:val="false"/>
-          <w:sz w:val="24"/>
-          <w:szCs w:val="24"/>
-        </w:rPr>
-        <w:t xml:space="preserve">The current architecture applies a single agentic loop uniformly across all categories of user story. A natural extension is to decompose the loop into specialised sub-agents — for instance, a dedicated agent for accessibility-focused assertions, or one specialised in responsive-design viewport handling, the category identified in Chapter 7 as the most metric-sensitive — coordinated by a routing mechanism that dispatches each incoming story to the most appropriate specialist before the shared Build–Measure–Assess–Decide cycle proceeds.</w:t>
+        <w:t xml:space="preserve">6.3.6 Multi-Agent Specialisation</w:t>
+      </w:r>
+    </w:p>
+    <w:p>
+      <w:pPr>
+        <w:spacing w:after="160" w:line="276"/>
+        <w:jc w:val="both"/>
+      </w:pPr>
+      <w:r>
+        <w:rPr>
+          <w:rFonts w:ascii="Times New Roman" w:cs="Times New Roman" w:eastAsia="Times New Roman" w:hAnsi="Times New Roman"/>
+          <w:b w:val="false"/>
+          <w:bCs w:val="false"/>
+          <w:i w:val="false"/>
+          <w:iCs w:val="false"/>
+          <w:sz w:val="24"/>
+          <w:szCs w:val="24"/>
+        </w:rPr>
+        <w:t xml:space="preserve">The current architecture applies a single agentic loop uniformly across all categories of user story. A natural extension is to decompose the loop into specialised sub-agents — for instance, a dedicated agent for accessibility-focused assertions, or one specialised in responsive-design viewport handling, the category identified in Chapter 5 as the most metric-sensitive — coordinated by a routing mechanism that dispatches each incoming story to the most appropriate specialist before the shared Build–Measure–Assess–Decide cycle proceeds.</w:t>
       </w:r>
     </w:p>
     <w:p>
@@ -487,7 +487,7 @@
           <w:sz w:val="28"/>
           <w:szCs w:val="28"/>
         </w:rPr>
-        <w:t xml:space="preserve">8.4 Concluding Remarks</w:t>
+        <w:t xml:space="preserve">6.4 Concluding Remarks</w:t>
       </w:r>
     </w:p>
     <w:p>
